--- a/EXERCICES/LOT A - Composants natifs/A-43/A-43_fiche.docx
+++ b/EXERCICES/LOT A - Composants natifs/A-43/A-43_fiche.docx
@@ -443,7 +443,7 @@
                 <w:b w:val="0"/>
                 <w:sz w:val="19"/>
               </w:rPr>
-              <w:t>SingleValue — tolérance —</w:t>
+              <w:t>NumericTolerance — tolérance 1</w:t>
             </w:r>
           </w:p>
         </w:tc>
@@ -843,7 +843,7 @@
           <w:i w:val="0"/>
           <w:sz w:val="21"/>
         </w:rPr>
-        <w:t>Une valeur numérique attestant le caractère fermé, et un volume non nul.</w:t>
+        <w:t>Le volume du solide refermé, non nul — c'est lui qui prouve la fermeture : une enveloppe ouverte n'a pas de volume.</w:t>
       </w:r>
     </w:p>
     <w:p>
@@ -857,7 +857,7 @@
           <w:i/>
           <w:sz w:val="21"/>
         </w:rPr>
-        <w:t>Branchez votre résultat sur le paramètre REPONSE. La correction compare cette sortie en mode SingleValue.</w:t>
+        <w:t>Branchez votre résultat sur le paramètre REPONSE. La correction compare cette sortie en mode NumericTolerance, avec une tolérance de 1.</w:t>
       </w:r>
     </w:p>
     <w:p>
@@ -973,7 +973,7 @@
       <w:r>
         <w:drawing>
           <wp:inline xmlns:a="http://schemas.openxmlformats.org/drawingml/2006/main" xmlns:pic="http://schemas.openxmlformats.org/drawingml/2006/picture">
-            <wp:extent cx="5903999" cy="4765440"/>
+            <wp:extent cx="5903999" cy="4425059"/>
             <wp:docPr id="2" name="Picture 2"/>
             <wp:cNvGraphicFramePr>
               <a:graphicFrameLocks noChangeAspect="1"/>
@@ -994,7 +994,7 @@
                   <pic:spPr>
                     <a:xfrm>
                       <a:off x="0" y="0"/>
-                      <a:ext cx="5903999" cy="4765440"/>
+                      <a:ext cx="5903999" cy="4425059"/>
                     </a:xfrm>
                     <a:prstGeom prst="rect"/>
                   </pic:spPr>
@@ -1271,6 +1271,34 @@
           <w:sz w:val="19"/>
         </w:rPr>
         <w:t>Cette liste figure sur la fiche formateur uniquement : elle ne doit pas être remise à l'apprenant avant qu'il ait cherché.</w:t>
+      </w:r>
+    </w:p>
+    <w:p>
+      <w:pPr>
+        <w:spacing w:before="200" w:after="60"/>
+      </w:pPr>
+      <w:r>
+        <w:rPr>
+          <w:rFonts w:ascii="Calibri" w:hAnsi="Calibri"/>
+          <w:b/>
+          <w:color w:val="444A52"/>
+          <w:sz w:val="22"/>
+        </w:rPr>
+        <w:t>Pourquoi ce jeu de données</w:t>
+      </w:r>
+    </w:p>
+    <w:p>
+      <w:pPr>
+        <w:spacing w:before="0" w:after="80"/>
+      </w:pPr>
+      <w:r>
+        <w:rPr>
+          <w:rFonts w:ascii="Calibri" w:hAnsi="Calibri"/>
+          <w:b w:val="0"/>
+          <w:i w:val="0"/>
+          <w:sz w:val="21"/>
+        </w:rPr>
+        <w:t>Le tube fourni est ouvert aux deux extrémités. Son volume vaut zéro tant qu'il ne l'est pas : la preuve du caractère fermé est donc déjà numérique, et il n'y a pas lieu de la traduire en booléen.</w:t>
       </w:r>
     </w:p>
     <w:p>

--- a/EXERCICES/LOT A - Composants natifs/A-43/A-43_fiche.docx
+++ b/EXERCICES/LOT A - Composants natifs/A-43/A-43_fiche.docx
@@ -545,7 +545,7 @@
                 <w:b w:val="0"/>
                 <w:sz w:val="19"/>
               </w:rPr>
-              <w:t>v0.3-260826 — Ind. B — 26/08/2026</w:t>
+              <w:t>v0.4-260901 — Ind. B — 26/08/2026</w:t>
             </w:r>
           </w:p>
         </w:tc>
@@ -1444,7 +1444,7 @@
         <w:color w:val="444A52"/>
         <w:sz w:val="16"/>
       </w:rPr>
-      <w:t>Magpie · A-43 — Fermer une polysurface en solide · v0.3-260826 Ind. B</w:t>
+      <w:t>Magpie · A-43 — Fermer une polysurface en solide · v0.4-260901 Ind. B</w:t>
     </w:r>
   </w:p>
 </w:ftr>

--- a/EXERCICES/LOT A - Composants natifs/A-43/A-43_fiche.docx
+++ b/EXERCICES/LOT A - Composants natifs/A-43/A-43_fiche.docx
@@ -545,7 +545,7 @@
                 <w:b w:val="0"/>
                 <w:sz w:val="19"/>
               </w:rPr>
-              <w:t>v0.4-260901 — Ind. B — 26/08/2026</w:t>
+              <w:t>v0.5-260902 — Ind. C — 01/09/2026</w:t>
             </w:r>
           </w:p>
         </w:tc>
@@ -1444,7 +1444,7 @@
         <w:color w:val="444A52"/>
         <w:sz w:val="16"/>
       </w:rPr>
-      <w:t>Magpie · A-43 — Fermer une polysurface en solide · v0.4-260901 Ind. B</w:t>
+      <w:t>Magpie · A-43 — Fermer une polysurface en solide · v0.5-260902 Ind. C</w:t>
     </w:r>
   </w:p>
 </w:ftr>

--- a/EXERCICES/LOT A - Composants natifs/A-43/A-43_fiche.docx
+++ b/EXERCICES/LOT A - Composants natifs/A-43/A-43_fiche.docx
@@ -1312,6 +1312,61 @@
           <w:color w:val="444A52"/>
           <w:sz w:val="22"/>
         </w:rPr>
+        <w:t>Limite de la correction automatique</w:t>
+      </w:r>
+    </w:p>
+    <w:tbl>
+      <w:tblPr>
+        <w:tblW w:type="auto" w:w="0"/>
+        <w:jc w:val="center"/>
+        <w:tblLook w:firstColumn="1" w:firstRow="1" w:lastColumn="0" w:lastRow="0" w:noHBand="0" w:noVBand="1" w:val="04A0"/>
+      </w:tblPr>
+      <w:tblGrid>
+        <w:gridCol w:w="9298"/>
+      </w:tblGrid>
+      <w:tr>
+        <w:tc>
+          <w:tcPr>
+            <w:tcW w:type="dxa" w:w="9298"/>
+            <w:shd w:val="clear" w:fill="FDF3D6"/>
+            <w:tcBorders>
+              <w:top w:val="single" w:sz="6" w:color="BFC7D1"/>
+              <w:left w:val="single" w:sz="6" w:color="BFC7D1"/>
+              <w:bottom w:val="single" w:sz="6" w:color="BFC7D1"/>
+              <w:right w:val="single" w:sz="6" w:color="BFC7D1"/>
+            </w:tcBorders>
+          </w:tcPr>
+          <w:p>
+            <w:pPr>
+              <w:spacing w:before="120" w:after="120"/>
+            </w:pPr>
+            <w:r>
+              <w:rPr>
+                <w:rFonts w:ascii="Calibri" w:hAnsi="Calibri"/>
+                <w:sz w:val="20"/>
+              </w:rPr>
+              <w:t>Un volume non nul prouve la FERMETURE. Il ne prouve pas la propreté : faces retournées, arêtes dupliquées ou auto-intersections peuvent subsister et se manifester seulement à l'export ou à l'impression.</w:t>
+            </w:r>
+          </w:p>
+        </w:tc>
+      </w:tr>
+    </w:tbl>
+    <w:p>
+      <w:pPr>
+        <w:spacing w:after="0"/>
+      </w:pPr>
+    </w:p>
+    <w:p>
+      <w:pPr>
+        <w:spacing w:before="200" w:after="60"/>
+      </w:pPr>
+      <w:r>
+        <w:rPr>
+          <w:rFonts w:ascii="Calibri" w:hAnsi="Calibri"/>
+          <w:b/>
+          <w:color w:val="444A52"/>
+          <w:sz w:val="22"/>
+        </w:rPr>
         <w:t>Pour aller plus loin</w:t>
       </w:r>
     </w:p>
